--- a/static/downloads/de/docx/layer-6/version-history.docx
+++ b/static/downloads/de/docx/layer-6/version-history.docx
@@ -59,13 +59,13 @@
         <w:t xml:space="preserve">RCOS – Regenerative Community Operating System</w:t>
       </w:r>
     </w:p>
-    <w:bookmarkStart w:id="19" w:name="version-history"/>
+    <w:bookmarkStart w:id="19" w:name="versionshistorie"/>
     <w:p>
       <w:pPr>
         <w:pStyle w:val="Heading1"/>
       </w:pPr>
       <w:r>
-        <w:t xml:space="preserve">Version History</w:t>
+        <w:t xml:space="preserve">Versionshistorie</w:t>
       </w:r>
     </w:p>
     <w:p>
@@ -145,18 +145,6 @@
       </w:hyperlink>
     </w:p>
     <w:p>
-      <w:pPr>
-        <w:pStyle w:val="BlockText"/>
-      </w:pPr>
-      <w:r>
-        <w:rPr>
-          <w:i/>
-          <w:iCs/>
-        </w:rPr>
-        <w:t xml:space="preserve">Dieser Inhalt ist noch nicht ins Deutsche übersetzt – die englische Quelle wird angezeigt.</w:t>
-      </w:r>
-    </w:p>
-    <w:p>
       <w:r>
         <w:pict>
           <v:rect style="width:0;height:1.5pt" o:hralign="center" o:hrstd="t" o:hr="t"/>
@@ -176,13 +164,13 @@
           <w:b/>
           <w:bCs/>
         </w:rPr>
-        <w:t xml:space="preserve">Layer:</w:t>
-      </w:r>
-      <w:r>
-        <w:t xml:space="preserve"> </w:t>
-      </w:r>
-      <w:r>
-        <w:t xml:space="preserve">6 — Evolution &amp; Adaptation</w:t>
+        <w:t xml:space="preserve">Schicht:</w:t>
+      </w:r>
+      <w:r>
+        <w:t xml:space="preserve"> </w:t>
+      </w:r>
+      <w:r>
+        <w:t xml:space="preserve">6 — Evolution &amp; Anpassung</w:t>
       </w:r>
     </w:p>
     <w:p>
@@ -204,7 +192,7 @@
         <w:t xml:space="preserve"> </w:t>
       </w:r>
       <w:r>
-        <w:t xml:space="preserve">Template — adapt for your community; updated with each adopted change</w:t>
+        <w:t xml:space="preserve">Vorlage — an eure Gemeinschaft anpassen; wird bei jeder übernommenen Änderung aktualisiert</w:t>
       </w:r>
     </w:p>
     <w:p>
@@ -220,7 +208,7 @@
           <w:b/>
           <w:bCs/>
         </w:rPr>
-        <w:t xml:space="preserve">RCOS reference:</w:t>
+        <w:t xml:space="preserve">RCOS-Referenz:</w:t>
       </w:r>
       <w:r>
         <w:t xml:space="preserve"> </w:t>
@@ -253,7 +241,7 @@
         <w:pStyle w:val="BlockText"/>
       </w:pPr>
       <w:r>
-        <w:t xml:space="preserve">The authoritative human-readable record of all adopted changes to your community’s RCOS implementation. The currently active version is the most recent entry at the top of this file. Superseded rules remain accessible via version control.</w:t>
+        <w:t xml:space="preserve">Das maßgebliche, menschenlesbare Protokoll aller übernommenen Änderungen an der RCOS-Implementierung eurer Gemeinschaft. Die aktuell gültige Version ist der neueste Eintrag am Anfang dieser Datei. Abgelöste Regeln bleiben über die Versionskontrolle zugänglich.</w:t>
       </w:r>
     </w:p>
     <w:p>
@@ -263,13 +251,13 @@
         </w:pict>
       </w:r>
     </w:p>
-    <w:bookmarkStart w:id="17" w:name="entry-format"/>
+    <w:bookmarkStart w:id="17" w:name="eintragsformat"/>
     <w:p>
       <w:pPr>
         <w:pStyle w:val="Heading2"/>
       </w:pPr>
       <w:r>
-        <w:t xml:space="preserve">Entry Format</w:t>
+        <w:t xml:space="preserve">Eintragsformat</w:t>
       </w:r>
     </w:p>
     <w:p>
@@ -281,7 +269,7 @@
           <w:i/>
           <w:iCs/>
         </w:rPr>
-        <w:t xml:space="preserve">RCOS clauses:</w:t>
+        <w:t xml:space="preserve">RCOS-Klauseln:</w:t>
       </w:r>
       <w:r>
         <w:rPr>
@@ -454,7 +442,7 @@
           <w:b/>
           <w:bCs/>
         </w:rPr>
-        <w:t xml:space="preserve">Begründung — Why record every adopted change</w:t>
+        <w:t xml:space="preserve">Begründung — Warum jede übernommene Änderung festhalten</w:t>
       </w:r>
     </w:p>
     <w:p>
@@ -462,19 +450,7 @@
         <w:pStyle w:val="BlockText"/>
       </w:pPr>
       <w:r>
-        <w:t xml:space="preserve">Governance that cannot point to</w:t>
-      </w:r>
-      <w:r>
-        <w:t xml:space="preserve"> </w:t>
-      </w:r>
-      <w:r>
-        <w:t xml:space="preserve">“what changed, when, and why”</w:t>
-      </w:r>
-      <w:r>
-        <w:t xml:space="preserve"> </w:t>
-      </w:r>
-      <w:r>
-        <w:t xml:space="preserve">is indistinguishable from governance by whoever speaks loudest. A single append-only ledger of adopted changes — with the superseded versions preserved in version control — makes the current state of the rules unambiguous and gives members, auditors, and future stewards a way to reconstruct the path that got us here.</w:t>
+        <w:t xml:space="preserve">Governance, die nicht auf „was hat sich wann und warum geändert“ verweisen kann, ist nicht von Governance durch diejenigen zu unterscheiden, die am lautesten reden. Ein einziges, nur fortschreibbares Protokoll übernommener Änderungen — wobei die abgelösten Versionen in der Versionskontrolle erhalten bleiben — macht den aktuellen Stand der Regeln eindeutig und gibt Mitgliedern, Prüfenden und zukünftigen Verantwortlichen die Möglichkeit, den Weg nachzuvollziehen, der uns hierhergeführt hat.</w:t>
       </w:r>
     </w:p>
     <w:p>
@@ -486,7 +462,7 @@
           <w:b/>
           <w:bCs/>
         </w:rPr>
-        <w:t xml:space="preserve">Anleitung — How to fill this in</w:t>
+        <w:t xml:space="preserve">Anleitung — Wie ihr das ausfüllt</w:t>
       </w:r>
     </w:p>
     <w:p>
@@ -494,7 +470,7 @@
         <w:pStyle w:val="BlockText"/>
       </w:pPr>
       <w:r>
-        <w:t xml:space="preserve">Use the entry template below for every adopted change. New entries are prepended above the most recent. Do not edit historical entries — corrections are recorded as new entries.</w:t>
+        <w:t xml:space="preserve">Nutzt die Eintragsvorlage unten für jede übernommene Änderung. Neue Einträge werden über dem jeweils neuesten eingefügt. Ändert keine historischen Einträge — Korrekturen werden als neue Einträge erfasst.</w:t>
       </w:r>
     </w:p>
     <w:p>
@@ -505,7 +481,7 @@
         <w:rPr>
           <w:rStyle w:val="FunctionTok"/>
         </w:rPr>
-        <w:t xml:space="preserve">## &lt;version&gt; — &lt;Short title&gt;</w:t>
+        <w:t xml:space="preserve">## &lt;Version&gt; — &lt;Kurztitel&gt;</w:t>
       </w:r>
       <w:r>
         <w:br/>
@@ -523,7 +499,7 @@
         <w:rPr>
           <w:rStyle w:val="NormalTok"/>
         </w:rPr>
-        <w:t xml:space="preserve">**Effective date:** </w:t>
+        <w:t xml:space="preserve">**Gültig ab:** </w:t>
       </w:r>
       <w:r>
         <w:rPr>
@@ -535,7 +511,7 @@
         <w:rPr>
           <w:rStyle w:val="KeywordTok"/>
         </w:rPr>
-        <w:t xml:space="preserve">YYYY-MM-DD</w:t>
+        <w:t xml:space="preserve">JJJJ-MM-TT</w:t>
       </w:r>
       <w:r>
         <w:rPr>
@@ -556,7 +532,7 @@
         <w:rPr>
           <w:rStyle w:val="NormalTok"/>
         </w:rPr>
-        <w:t xml:space="preserve">**Decision record:** </w:t>
+        <w:t xml:space="preserve">**Entscheidungsprotokoll:** </w:t>
       </w:r>
       <w:r>
         <w:rPr>
@@ -568,13 +544,13 @@
         <w:rPr>
           <w:rStyle w:val="KeywordTok"/>
         </w:rPr>
-        <w:t xml:space="preserve">link</w:t>
+        <w:t xml:space="preserve">Link</w:t>
       </w:r>
       <w:r>
         <w:rPr>
           <w:rStyle w:val="OtherTok"/>
         </w:rPr>
-        <w:t xml:space="preserve"> to decision record</w:t>
+        <w:t xml:space="preserve"> zum Entscheidungsprotokoll</w:t>
       </w:r>
       <w:r>
         <w:rPr>
@@ -595,7 +571,7 @@
         <w:rPr>
           <w:rStyle w:val="NormalTok"/>
         </w:rPr>
-        <w:t xml:space="preserve">**Decision type:** </w:t>
+        <w:t xml:space="preserve">**Entscheidungstyp:** </w:t>
       </w:r>
       <w:r>
         <w:rPr>
@@ -607,7 +583,7 @@
         <w:rPr>
           <w:rStyle w:val="KeywordTok"/>
         </w:rPr>
-        <w:t xml:space="preserve">Operational</w:t>
+        <w:t xml:space="preserve">Operativ</w:t>
       </w:r>
       <w:r>
         <w:rPr>
@@ -625,7 +601,7 @@
         <w:rPr>
           <w:rStyle w:val="OtherTok"/>
         </w:rPr>
-        <w:t xml:space="preserve"> Strategic </w:t>
+        <w:t xml:space="preserve"> Strategisch </w:t>
       </w:r>
       <w:r>
         <w:rPr>
@@ -637,7 +613,7 @@
         <w:rPr>
           <w:rStyle w:val="OtherTok"/>
         </w:rPr>
-        <w:t xml:space="preserve"> Constitutional</w:t>
+        <w:t xml:space="preserve"> Konstitutionell</w:t>
       </w:r>
       <w:r>
         <w:rPr>
@@ -658,7 +634,7 @@
         <w:rPr>
           <w:rStyle w:val="NormalTok"/>
         </w:rPr>
-        <w:t xml:space="preserve">**Mechanism:** </w:t>
+        <w:t xml:space="preserve">**Mechanismus:** </w:t>
       </w:r>
       <w:r>
         <w:rPr>
@@ -670,13 +646,13 @@
         <w:rPr>
           <w:rStyle w:val="KeywordTok"/>
         </w:rPr>
-        <w:t xml:space="preserve">vote</w:t>
+        <w:t xml:space="preserve">Abstimmungsverfahren</w:t>
       </w:r>
       <w:r>
         <w:rPr>
           <w:rStyle w:val="OtherTok"/>
         </w:rPr>
-        <w:t xml:space="preserve"> mechanism </w:t>
+        <w:t xml:space="preserve"> </w:t>
       </w:r>
       <w:r>
         <w:rPr>
@@ -688,7 +664,7 @@
         <w:rPr>
           <w:rStyle w:val="OtherTok"/>
         </w:rPr>
-        <w:t xml:space="preserve"> delegated authority</w:t>
+        <w:t xml:space="preserve"> delegierte Befugnis</w:t>
       </w:r>
       <w:r>
         <w:rPr>
@@ -709,7 +685,7 @@
         <w:rPr>
           <w:rStyle w:val="NormalTok"/>
         </w:rPr>
-        <w:t xml:space="preserve">**Summary:** </w:t>
+        <w:t xml:space="preserve">**Zusammenfassung:** </w:t>
       </w:r>
       <w:r>
         <w:rPr>
@@ -721,13 +697,37 @@
         <w:rPr>
           <w:rStyle w:val="KeywordTok"/>
         </w:rPr>
-        <w:t xml:space="preserve">one</w:t>
+        <w:t xml:space="preserve">Ein</w:t>
       </w:r>
       <w:r>
         <w:rPr>
           <w:rStyle w:val="OtherTok"/>
         </w:rPr>
-        <w:t xml:space="preserve"> to three sentences describing what changed.</w:t>
+        <w:t xml:space="preserve"> bis drei Sätze</w:t>
+      </w:r>
+      <w:r>
+        <w:rPr>
+          <w:rStyle w:val="ErrorTok"/>
+        </w:rPr>
+        <w:t xml:space="preserve">,</w:t>
+      </w:r>
+      <w:r>
+        <w:rPr>
+          <w:rStyle w:val="OtherTok"/>
+        </w:rPr>
+        <w:t xml:space="preserve"> die beschreiben</w:t>
+      </w:r>
+      <w:r>
+        <w:rPr>
+          <w:rStyle w:val="ErrorTok"/>
+        </w:rPr>
+        <w:t xml:space="preserve">,</w:t>
+      </w:r>
+      <w:r>
+        <w:rPr>
+          <w:rStyle w:val="OtherTok"/>
+        </w:rPr>
+        <w:t xml:space="preserve"> was sich geändert hat.</w:t>
       </w:r>
       <w:r>
         <w:rPr>
@@ -748,7 +748,7 @@
         <w:rPr>
           <w:rStyle w:val="NormalTok"/>
         </w:rPr>
-        <w:t xml:space="preserve">**Layers affected:** </w:t>
+        <w:t xml:space="preserve">**Betroffene Schichten:** </w:t>
       </w:r>
       <w:r>
         <w:rPr>
@@ -760,13 +760,13 @@
         <w:rPr>
           <w:rStyle w:val="KeywordTok"/>
         </w:rPr>
-        <w:t xml:space="preserve">e.g.</w:t>
+        <w:t xml:space="preserve">z.</w:t>
       </w:r>
       <w:r>
         <w:rPr>
           <w:rStyle w:val="OtherTok"/>
         </w:rPr>
-        <w:t xml:space="preserve"> Layer </w:t>
+        <w:t xml:space="preserve"> B. Schicht </w:t>
       </w:r>
       <w:r>
         <w:rPr>
@@ -778,7 +778,7 @@
         <w:rPr>
           <w:rStyle w:val="OtherTok"/>
         </w:rPr>
-        <w:t xml:space="preserve"> Layer </w:t>
+        <w:t xml:space="preserve"> Schicht </w:t>
       </w:r>
       <w:r>
         <w:rPr>
@@ -805,7 +805,7 @@
         <w:rPr>
           <w:rStyle w:val="NormalTok"/>
         </w:rPr>
-        <w:t xml:space="preserve">**Artifacts changed:** </w:t>
+        <w:t xml:space="preserve">**Geänderte Artefakte:** </w:t>
       </w:r>
       <w:r>
         <w:rPr>
@@ -817,13 +817,13 @@
         <w:rPr>
           <w:rStyle w:val="KeywordTok"/>
         </w:rPr>
-        <w:t xml:space="preserve">list</w:t>
+        <w:t xml:space="preserve">Liste</w:t>
       </w:r>
       <w:r>
         <w:rPr>
           <w:rStyle w:val="OtherTok"/>
         </w:rPr>
-        <w:t xml:space="preserve"> of artifacts</w:t>
+        <w:t xml:space="preserve"> der Artefakte</w:t>
       </w:r>
       <w:r>
         <w:rPr>
@@ -844,7 +844,7 @@
         <w:rPr>
           <w:rStyle w:val="NormalTok"/>
         </w:rPr>
-        <w:t xml:space="preserve">**Migration notes:** </w:t>
+        <w:t xml:space="preserve">**Migrationshinweise:** </w:t>
       </w:r>
       <w:r>
         <w:rPr>
@@ -856,18 +856,30 @@
         <w:rPr>
           <w:rStyle w:val="KeywordTok"/>
         </w:rPr>
-        <w:t xml:space="preserve">any</w:t>
+        <w:t xml:space="preserve">etwaige</w:t>
       </w:r>
       <w:r>
         <w:rPr>
           <w:rStyle w:val="OtherTok"/>
         </w:rPr>
-        <w:t xml:space="preserve"> transition rules</w:t>
+        <w:t xml:space="preserve"> </w:t>
       </w:r>
       <w:r>
         <w:rPr>
           <w:rStyle w:val="ErrorTok"/>
         </w:rPr>
+        <w:t xml:space="preserve">Ü</w:t>
+      </w:r>
+      <w:r>
+        <w:rPr>
+          <w:rStyle w:val="OtherTok"/>
+        </w:rPr>
+        <w:t xml:space="preserve">bergangsregeln</w:t>
+      </w:r>
+      <w:r>
+        <w:rPr>
+          <w:rStyle w:val="ErrorTok"/>
+        </w:rPr>
         <w:t xml:space="preserve">;</w:t>
       </w:r>
       <w:r>
@@ -880,25 +892,25 @@
         <w:rPr>
           <w:rStyle w:val="ErrorTok"/>
         </w:rPr>
-        <w:t xml:space="preserve">"</w:t>
+        <w:t xml:space="preserve">„</w:t>
       </w:r>
       <w:r>
         <w:rPr>
           <w:rStyle w:val="OtherTok"/>
         </w:rPr>
-        <w:t xml:space="preserve">none</w:t>
+        <w:t xml:space="preserve">keine</w:t>
       </w:r>
       <w:r>
         <w:rPr>
           <w:rStyle w:val="ErrorTok"/>
         </w:rPr>
-        <w:t xml:space="preserve">"</w:t>
+        <w:t xml:space="preserve">",</w:t>
       </w:r>
       <w:r>
         <w:rPr>
           <w:rStyle w:val="OtherTok"/>
         </w:rPr>
-        <w:t xml:space="preserve"> if not applicable</w:t>
+        <w:t xml:space="preserve"> wenn nicht zutreffend</w:t>
       </w:r>
       <w:r>
         <w:rPr>
@@ -915,13 +927,13 @@
       </w:r>
     </w:p>
     <w:bookmarkEnd w:id="17"/>
-    <w:bookmarkStart w:id="18" w:name="X2087ea32a1e23ad45cacd8d9750601fbea37d53"/>
+    <w:bookmarkStart w:id="18" w:name="Xf07610d0e5f999b15d7ec65e61a33dba3ce0e7d"/>
     <w:p>
       <w:pPr>
         <w:pStyle w:val="Heading2"/>
       </w:pPr>
       <w:r>
-        <w:t xml:space="preserve">Current Version: v0.0 — Repository Initialized</w:t>
+        <w:t xml:space="preserve">Aktuelle Version: v0.0 — Repository initialisiert</w:t>
       </w:r>
     </w:p>
     <w:p>
@@ -937,7 +949,7 @@
           <w:b/>
           <w:bCs/>
         </w:rPr>
-        <w:t xml:space="preserve">Effective date:</w:t>
+        <w:t xml:space="preserve">Gültig ab:</w:t>
       </w:r>
       <w:r>
         <w:t xml:space="preserve"> </w:t>
@@ -956,13 +968,13 @@
           <w:b/>
           <w:bCs/>
         </w:rPr>
-        <w:t xml:space="preserve">Decision record:</w:t>
-      </w:r>
-      <w:r>
-        <w:t xml:space="preserve"> </w:t>
-      </w:r>
-      <w:r>
-        <w:t xml:space="preserve">N/A — initial scaffold</w:t>
+        <w:t xml:space="preserve">Entscheidungsprotokoll:</w:t>
+      </w:r>
+      <w:r>
+        <w:t xml:space="preserve"> </w:t>
+      </w:r>
+      <w:r>
+        <w:t xml:space="preserve">Entfällt — initiales Grundgerüst</w:t>
       </w:r>
     </w:p>
     <w:p>
@@ -978,13 +990,13 @@
           <w:b/>
           <w:bCs/>
         </w:rPr>
-        <w:t xml:space="preserve">Decision type:</w:t>
-      </w:r>
-      <w:r>
-        <w:t xml:space="preserve"> </w:t>
-      </w:r>
-      <w:r>
-        <w:t xml:space="preserve">N/A</w:t>
+        <w:t xml:space="preserve">Entscheidungstyp:</w:t>
+      </w:r>
+      <w:r>
+        <w:t xml:space="preserve"> </w:t>
+      </w:r>
+      <w:r>
+        <w:t xml:space="preserve">Entfällt</w:t>
       </w:r>
     </w:p>
     <w:p>
@@ -1000,13 +1012,13 @@
           <w:b/>
           <w:bCs/>
         </w:rPr>
-        <w:t xml:space="preserve">Mechanism:</w:t>
-      </w:r>
-      <w:r>
-        <w:t xml:space="preserve"> </w:t>
-      </w:r>
-      <w:r>
-        <w:t xml:space="preserve">N/A</w:t>
+        <w:t xml:space="preserve">Mechanismus:</w:t>
+      </w:r>
+      <w:r>
+        <w:t xml:space="preserve"> </w:t>
+      </w:r>
+      <w:r>
+        <w:t xml:space="preserve">Entfällt</w:t>
       </w:r>
     </w:p>
     <w:p>
@@ -1022,13 +1034,13 @@
           <w:b/>
           <w:bCs/>
         </w:rPr>
-        <w:t xml:space="preserve">Summary:</w:t>
-      </w:r>
-      <w:r>
-        <w:t xml:space="preserve"> </w:t>
-      </w:r>
-      <w:r>
-        <w:t xml:space="preserve">Templates initialized. All artifacts are templates — no rules are yet adopted.</w:t>
+        <w:t xml:space="preserve">Zusammenfassung:</w:t>
+      </w:r>
+      <w:r>
+        <w:t xml:space="preserve"> </w:t>
+      </w:r>
+      <w:r>
+        <w:t xml:space="preserve">Vorlagen initialisiert. Alle Artefakte sind Vorlagen — es wurden noch keine Regeln übernommen.</w:t>
       </w:r>
     </w:p>
     <w:p>
@@ -1044,13 +1056,13 @@
           <w:b/>
           <w:bCs/>
         </w:rPr>
-        <w:t xml:space="preserve">Layers affected:</w:t>
-      </w:r>
-      <w:r>
-        <w:t xml:space="preserve"> </w:t>
-      </w:r>
-      <w:r>
-        <w:t xml:space="preserve">All (scaffold only)</w:t>
+        <w:t xml:space="preserve">Betroffene Schichten:</w:t>
+      </w:r>
+      <w:r>
+        <w:t xml:space="preserve"> </w:t>
+      </w:r>
+      <w:r>
+        <w:t xml:space="preserve">Alle (nur Grundgerüst)</w:t>
       </w:r>
     </w:p>
     <w:p>
@@ -1066,13 +1078,13 @@
           <w:b/>
           <w:bCs/>
         </w:rPr>
-        <w:t xml:space="preserve">Artifacts changed:</w:t>
-      </w:r>
-      <w:r>
-        <w:t xml:space="preserve"> </w:t>
-      </w:r>
-      <w:r>
-        <w:t xml:space="preserve">All files created as templates</w:t>
+        <w:t xml:space="preserve">Geänderte Artefakte:</w:t>
+      </w:r>
+      <w:r>
+        <w:t xml:space="preserve"> </w:t>
+      </w:r>
+      <w:r>
+        <w:t xml:space="preserve">Alle Dateien als Vorlagen erstellt</w:t>
       </w:r>
     </w:p>
     <w:p>
@@ -1088,13 +1100,13 @@
           <w:b/>
           <w:bCs/>
         </w:rPr>
-        <w:t xml:space="preserve">Migration notes:</w:t>
-      </w:r>
-      <w:r>
-        <w:t xml:space="preserve"> </w:t>
-      </w:r>
-      <w:r>
-        <w:t xml:space="preserve">None — initial state</w:t>
+        <w:t xml:space="preserve">Migrationshinweise:</w:t>
+      </w:r>
+      <w:r>
+        <w:t xml:space="preserve"> </w:t>
+      </w:r>
+      <w:r>
+        <w:t xml:space="preserve">Keine — Ausgangszustand</w:t>
       </w:r>
     </w:p>
     <w:p>
@@ -1113,7 +1125,7 @@
           <w:i/>
           <w:iCs/>
         </w:rPr>
-        <w:t xml:space="preserve">New entries are prepended above this line.</w:t>
+        <w:t xml:space="preserve">Neue Einträge werden oberhalb dieser Zeile eingefügt.</w:t>
       </w:r>
     </w:p>
     <w:bookmarkEnd w:id="18"/>

--- a/static/downloads/de/docx/layer-6/version-history.docx
+++ b/static/downloads/de/docx/layer-6/version-history.docx
@@ -87,7 +87,7 @@
         <w:t xml:space="preserve"> </w:t>
       </w:r>
       <w:r>
-        <w:t xml:space="preserve">2026-04-28</w:t>
+        <w:t xml:space="preserve">2026-04-29</w:t>
       </w:r>
     </w:p>
     <w:p>

--- a/static/downloads/de/docx/layer-6/version-history.docx
+++ b/static/downloads/de/docx/layer-6/version-history.docx
@@ -87,7 +87,7 @@
         <w:t xml:space="preserve"> </w:t>
       </w:r>
       <w:r>
-        <w:t xml:space="preserve">2026-06-26</w:t>
+        <w:t xml:space="preserve">2026-07-07</w:t>
       </w:r>
     </w:p>
     <w:p>
@@ -238,10 +238,10 @@
     </w:p>
     <w:p>
       <w:pPr>
-        <w:pStyle w:val="BlockText"/>
-      </w:pPr>
-      <w:r>
-        <w:t xml:space="preserve">Das maßgebliche, menschenlesbare Protokoll aller übernommenen Änderungen an der RCOS-Implementierung eurer Gemeinschaft. Die aktuell gültige Version ist der neueste Eintrag am Anfang dieser Datei. Abgelöste Regeln bleiben über die Versionskontrolle zugänglich.</w:t>
+        <w:pStyle w:val="FirstParagraph"/>
+      </w:pPr>
+      <w:r>
+        <w:t xml:space="preserve">&gt; Das maßgebliche, menschenlesbare Protokoll aller übernommenen Änderungen an der RCOS-Implementierung eurer Gemeinschaft. Die aktuell gültige Version ist der neueste Eintrag am Anfang dieser Datei. Abgelöste Regeln bleiben über die Versionskontrolle zugänglich.</w:t>
       </w:r>
     </w:p>
     <w:p>
@@ -435,8 +435,14 @@
     </w:p>
     <w:p>
       <w:pPr>
-        <w:pStyle w:val="BlockText"/>
-      </w:pPr>
+        <w:pStyle w:val="BodyText"/>
+      </w:pPr>
+      <w:r>
+        <w:t xml:space="preserve">&gt;</w:t>
+      </w:r>
+      <w:r>
+        <w:t xml:space="preserve"> </w:t>
+      </w:r>
       <w:r>
         <w:rPr>
           <w:b/>
@@ -444,19 +450,29 @@
         </w:rPr>
         <w:t xml:space="preserve">Begründung — Warum jede übernommene Änderung festhalten</w:t>
       </w:r>
-    </w:p>
-    <w:p>
-      <w:pPr>
-        <w:pStyle w:val="BlockText"/>
-      </w:pPr>
-      <w:r>
-        <w:t xml:space="preserve">Governance, die nicht auf „was hat sich wann und warum geändert“ verweisen kann, ist nicht von Governance durch diejenigen zu unterscheiden, die am lautesten reden. Ein einziges, nur fortschreibbares Protokoll übernommener Änderungen — wobei die abgelösten Versionen in der Versionskontrolle erhalten bleiben — macht den aktuellen Stand der Regeln eindeutig und gibt Mitgliedern, Prüfenden und zukünftigen Verantwortlichen die Möglichkeit, den Weg nachzuvollziehen, der uns hierhergeführt hat.</w:t>
-      </w:r>
-    </w:p>
-    <w:p>
-      <w:pPr>
-        <w:pStyle w:val="BlockText"/>
-      </w:pPr>
+      <w:r>
+        <w:t xml:space="preserve"> </w:t>
+      </w:r>
+      <w:r>
+        <w:t xml:space="preserve">&gt;</w:t>
+      </w:r>
+      <w:r>
+        <w:t xml:space="preserve"> </w:t>
+      </w:r>
+      <w:r>
+        <w:t xml:space="preserve">&gt; Governance, die nicht auf „was hat sich wann und warum geändert“ verweisen kann, ist nicht von Governance durch diejenigen zu unterscheiden, die am lautesten reden. Ein einziges, nur fortschreibbares Protokoll übernommener Änderungen — wobei die abgelösten Versionen in der Versionskontrolle erhalten bleiben — macht den aktuellen Stand der Regeln eindeutig und gibt Mitgliedern, Prüfenden und zukünftigen Verantwortlichen die Möglichkeit, den Weg nachzuvollziehen, der uns hierhergeführt hat.</w:t>
+      </w:r>
+    </w:p>
+    <w:p>
+      <w:pPr>
+        <w:pStyle w:val="BodyText"/>
+      </w:pPr>
+      <w:r>
+        <w:t xml:space="preserve">&gt;</w:t>
+      </w:r>
+      <w:r>
+        <w:t xml:space="preserve"> </w:t>
+      </w:r>
       <w:r>
         <w:rPr>
           <w:b/>
@@ -464,13 +480,17 @@
         </w:rPr>
         <w:t xml:space="preserve">Anleitung — Wie ihr das ausfüllt</w:t>
       </w:r>
-    </w:p>
-    <w:p>
-      <w:pPr>
-        <w:pStyle w:val="BlockText"/>
-      </w:pPr>
-      <w:r>
-        <w:t xml:space="preserve">Nutzt die Eintragsvorlage unten für jede übernommene Änderung. Neue Einträge werden über dem jeweils neuesten eingefügt. Ändert keine historischen Einträge — Korrekturen werden als neue Einträge erfasst.</w:t>
+      <w:r>
+        <w:t xml:space="preserve"> </w:t>
+      </w:r>
+      <w:r>
+        <w:t xml:space="preserve">&gt;</w:t>
+      </w:r>
+      <w:r>
+        <w:t xml:space="preserve"> </w:t>
+      </w:r>
+      <w:r>
+        <w:t xml:space="preserve">&gt; Nutzt die Eintragsvorlage unten für jede übernommene Änderung. Neue Einträge werden über dem jeweils neuesten eingefügt. Ändert keine historischen Einträge — Korrekturen werden als neue Einträge erfasst.</w:t>
       </w:r>
     </w:p>
     <w:p>
@@ -953,6 +973,9 @@
       </w:r>
       <w:r>
         <w:t xml:space="preserve"> </w:t>
+      </w:r>
+      <w:r>
+        <w:t xml:space="preserve">&lt;JJJJ-MM-TT&gt;</w:t>
       </w:r>
     </w:p>
     <w:p>

--- a/static/downloads/de/docx/layer-6/version-history.docx
+++ b/static/downloads/de/docx/layer-6/version-history.docx
@@ -87,7 +87,7 @@
         <w:t xml:space="preserve"> </w:t>
       </w:r>
       <w:r>
-        <w:t xml:space="preserve">2026-07-07</w:t>
+        <w:t xml:space="preserve">2026-08-31</w:t>
       </w:r>
     </w:p>
     <w:p>
